--- a/templates/PEP_type_template.docx
+++ b/templates/PEP_type_template.docx
@@ -6995,6 +6995,14 @@
     </w:p>
     <w:p>
       <w:pPr>
+        <w:pStyle w:val="NomalACA"/>
+        <w:rPr>
+          <w:lang w:val="fr-FR"/>
+        </w:rPr>
+      </w:pPr>
+    </w:p>
+    <w:p>
+      <w:pPr>
         <w:widowControl w:val="0"/>
         <w:jc w:val="left"/>
         <w:rPr>
@@ -7031,6 +7039,14 @@
       <w:bookmarkEnd w:id="14"/>
       <w:bookmarkEnd w:id="15"/>
       <w:bookmarkEnd w:id="16"/>
+    </w:p>
+    <w:p>
+      <w:pPr>
+        <w:pStyle w:val="NomalACA"/>
+        <w:rPr>
+          <w:lang w:val="fr-FR"/>
+        </w:rPr>
+      </w:pPr>
     </w:p>
     <w:p>
       <w:pPr>
@@ -7550,6 +7566,7 @@
         <w:rPr>
           <w:rFonts w:ascii="Gotham Book" w:hAnsi="Gotham Book"/>
         </w:rPr>
+        <w:lastRenderedPageBreak/>
         <w:t>ORGANISATION DE L’EQUIPE PROJET</w:t>
       </w:r>
       <w:bookmarkEnd w:id="36"/>
@@ -7574,7 +7591,6 @@
         <w:rPr>
           <w:lang w:val="fr-FR"/>
         </w:rPr>
-        <w:lastRenderedPageBreak/>
         <w:t>{{ORGANISATION_</w:t>
       </w:r>
       <w:r>
@@ -9211,7 +9227,6 @@
           <w:rFonts w:ascii="Gotham Book" w:hAnsi="Gotham Book"/>
           <w:noProof/>
         </w:rPr>
-        <w:lastRenderedPageBreak/>
         <w:t>DOCUMENTS DE REFERENCE</w:t>
       </w:r>
       <w:bookmarkEnd w:id="40"/>
@@ -9246,6 +9261,14 @@
       <w:bookmarkEnd w:id="45"/>
       <w:bookmarkEnd w:id="46"/>
       <w:bookmarkEnd w:id="47"/>
+    </w:p>
+    <w:p>
+      <w:pPr>
+        <w:pStyle w:val="NomalACA"/>
+        <w:rPr>
+          <w:lang w:val="fr-FR"/>
+        </w:rPr>
+      </w:pPr>
     </w:p>
     <w:p>
       <w:pPr>
@@ -9471,6 +9494,14 @@
     </w:p>
     <w:p>
       <w:pPr>
+        <w:pStyle w:val="NomalACA"/>
+        <w:rPr>
+          <w:lang w:val="fr-FR"/>
+        </w:rPr>
+      </w:pPr>
+    </w:p>
+    <w:p>
+      <w:pPr>
         <w:pStyle w:val="12ptJF"/>
         <w:jc w:val="left"/>
         <w:rPr>
@@ -9524,6 +9555,14 @@
     </w:p>
     <w:p>
       <w:pPr>
+        <w:pStyle w:val="NomalACA"/>
+        <w:rPr>
+          <w:lang w:val="fr-FR"/>
+        </w:rPr>
+      </w:pPr>
+    </w:p>
+    <w:p>
+      <w:pPr>
         <w:pStyle w:val="12ptJF"/>
         <w:jc w:val="left"/>
         <w:rPr>
@@ -9557,6 +9596,14 @@
     </w:p>
     <w:p>
       <w:pPr>
+        <w:pStyle w:val="NomalACA"/>
+        <w:rPr>
+          <w:lang w:val="fr-FR"/>
+        </w:rPr>
+      </w:pPr>
+    </w:p>
+    <w:p>
+      <w:pPr>
         <w:pStyle w:val="12ptJF"/>
         <w:jc w:val="left"/>
         <w:rPr>
@@ -9590,6 +9637,14 @@
     </w:p>
     <w:p>
       <w:pPr>
+        <w:pStyle w:val="NomalACA"/>
+        <w:rPr>
+          <w:lang w:val="fr-FR"/>
+        </w:rPr>
+      </w:pPr>
+    </w:p>
+    <w:p>
+      <w:pPr>
         <w:pStyle w:val="12ptJF"/>
         <w:jc w:val="left"/>
         <w:rPr>
@@ -9636,6 +9691,7 @@
       <w:bookmarkStart w:id="67" w:name="_Toc496042301"/>
       <w:proofErr w:type="gramStart"/>
       <w:r>
+        <w:lastRenderedPageBreak/>
         <w:t>avancement</w:t>
       </w:r>
       <w:proofErr w:type="gramEnd"/>
@@ -9709,7 +9765,6 @@
       <w:bookmarkStart w:id="69" w:name="_Toc496042303"/>
       <w:proofErr w:type="gramStart"/>
       <w:r>
-        <w:lastRenderedPageBreak/>
         <w:t>contrôle</w:t>
       </w:r>
       <w:proofErr w:type="gramEnd"/>
@@ -9802,6 +9857,14 @@
     </w:p>
     <w:p>
       <w:pPr>
+        <w:pStyle w:val="NomalACA"/>
+        <w:rPr>
+          <w:lang w:val="fr-FR"/>
+        </w:rPr>
+      </w:pPr>
+    </w:p>
+    <w:p>
+      <w:pPr>
         <w:pStyle w:val="12ptJF"/>
         <w:jc w:val="left"/>
         <w:rPr>
@@ -9855,6 +9918,14 @@
     </w:p>
     <w:p>
       <w:pPr>
+        <w:pStyle w:val="NomalACA"/>
+        <w:rPr>
+          <w:lang w:val="fr-FR"/>
+        </w:rPr>
+      </w:pPr>
+    </w:p>
+    <w:p>
+      <w:pPr>
         <w:pStyle w:val="12ptJF"/>
         <w:jc w:val="left"/>
         <w:rPr>
@@ -9900,6 +9971,14 @@
     </w:p>
     <w:p>
       <w:pPr>
+        <w:pStyle w:val="NomalACA"/>
+        <w:rPr>
+          <w:lang w:val="fr-FR"/>
+        </w:rPr>
+      </w:pPr>
+    </w:p>
+    <w:p>
+      <w:pPr>
         <w:pStyle w:val="12ptJF"/>
         <w:jc w:val="left"/>
         <w:rPr>
@@ -9968,6 +10047,14 @@
     </w:p>
     <w:p>
       <w:pPr>
+        <w:pStyle w:val="NomalACA"/>
+        <w:rPr>
+          <w:lang w:val="fr-FR"/>
+        </w:rPr>
+      </w:pPr>
+    </w:p>
+    <w:p>
+      <w:pPr>
         <w:pStyle w:val="12ptJF"/>
         <w:jc w:val="left"/>
         <w:rPr>
@@ -10012,6 +10099,11 @@
         </w:rPr>
         <w:t>Certification / BUREAU DE CONTROLE</w:t>
       </w:r>
+    </w:p>
+    <w:p>
+      <w:pPr>
+        <w:pStyle w:val="NomalACA"/>
+      </w:pPr>
     </w:p>
     <w:p>
       <w:pPr>
@@ -10090,6 +10182,14 @@
       <w:bookmarkEnd w:id="77"/>
       <w:bookmarkEnd w:id="78"/>
     </w:p>
+    <w:p>
+      <w:pPr>
+        <w:pStyle w:val="NomalACA"/>
+        <w:rPr>
+          <w:lang w:val="fr-FR"/>
+        </w:rPr>
+      </w:pPr>
+    </w:p>
     <w:bookmarkEnd w:id="79"/>
     <w:p>
       <w:pPr>
@@ -10169,6 +10269,7 @@
         <w:rPr>
           <w:noProof/>
         </w:rPr>
+        <w:lastRenderedPageBreak/>
         <w:t xml:space="preserve"> </w:t>
       </w:r>
     </w:p>
@@ -10194,6 +10295,14 @@
     </w:p>
     <w:p>
       <w:pPr>
+        <w:pStyle w:val="NomalACA"/>
+        <w:rPr>
+          <w:lang w:val="fr-FR"/>
+        </w:rPr>
+      </w:pPr>
+    </w:p>
+    <w:p>
+      <w:pPr>
         <w:pStyle w:val="12ptJF"/>
         <w:jc w:val="left"/>
         <w:rPr>
@@ -10271,6 +10380,14 @@
     </w:p>
     <w:p>
       <w:pPr>
+        <w:pStyle w:val="NomalACA"/>
+        <w:rPr>
+          <w:lang w:val="fr-FR"/>
+        </w:rPr>
+      </w:pPr>
+    </w:p>
+    <w:p>
+      <w:pPr>
         <w:pStyle w:val="12ptJF"/>
         <w:jc w:val="left"/>
         <w:rPr>
@@ -10314,6 +10431,14 @@
     </w:p>
     <w:p>
       <w:pPr>
+        <w:pStyle w:val="NomalACA"/>
+        <w:rPr>
+          <w:lang w:val="fr-FR"/>
+        </w:rPr>
+      </w:pPr>
+    </w:p>
+    <w:p>
+      <w:pPr>
         <w:pStyle w:val="12ptJF"/>
         <w:jc w:val="left"/>
         <w:rPr>
@@ -10377,6 +10502,14 @@
     </w:p>
     <w:p>
       <w:pPr>
+        <w:pStyle w:val="NomalACA"/>
+        <w:rPr>
+          <w:lang w:val="fr-FR"/>
+        </w:rPr>
+      </w:pPr>
+    </w:p>
+    <w:p>
+      <w:pPr>
         <w:pStyle w:val="12ptJF"/>
         <w:jc w:val="left"/>
         <w:rPr>
@@ -10420,6 +10553,14 @@
     </w:p>
     <w:p>
       <w:pPr>
+        <w:pStyle w:val="NomalACA"/>
+        <w:rPr>
+          <w:lang w:val="fr-FR"/>
+        </w:rPr>
+      </w:pPr>
+    </w:p>
+    <w:p>
+      <w:pPr>
         <w:pStyle w:val="12ptJF"/>
         <w:jc w:val="left"/>
         <w:rPr>
@@ -10463,6 +10604,14 @@
     </w:p>
     <w:p>
       <w:pPr>
+        <w:pStyle w:val="NomalACA"/>
+        <w:rPr>
+          <w:lang w:val="fr-FR"/>
+        </w:rPr>
+      </w:pPr>
+    </w:p>
+    <w:p>
+      <w:pPr>
         <w:jc w:val="left"/>
         <w:rPr>
           <w:rFonts w:ascii="Gotham Book" w:hAnsi="Gotham Book"/>
@@ -10531,6 +10680,14 @@
     </w:p>
     <w:p>
       <w:pPr>
+        <w:pStyle w:val="NomalACA"/>
+        <w:rPr>
+          <w:lang w:val="fr-FR"/>
+        </w:rPr>
+      </w:pPr>
+    </w:p>
+    <w:p>
+      <w:pPr>
         <w:pStyle w:val="12ptJF"/>
         <w:jc w:val="left"/>
         <w:rPr>
@@ -10579,6 +10736,14 @@
       <w:bookmarkEnd w:id="101"/>
       <w:bookmarkEnd w:id="102"/>
       <w:bookmarkEnd w:id="103"/>
+    </w:p>
+    <w:p>
+      <w:pPr>
+        <w:pStyle w:val="NomalACA"/>
+        <w:rPr>
+          <w:lang w:val="fr-FR"/>
+        </w:rPr>
+      </w:pPr>
     </w:p>
     <w:p>
       <w:pPr>
@@ -10743,6 +10908,7 @@
           <w:rFonts w:ascii="Gotham Book" w:hAnsi="Gotham Book"/>
           <w:noProof/>
         </w:rPr>
+        <w:lastRenderedPageBreak/>
         <w:t>APPROVISIONNEMENTS</w:t>
       </w:r>
       <w:bookmarkEnd w:id="110"/>
@@ -10829,6 +10995,14 @@
     </w:p>
     <w:p>
       <w:pPr>
+        <w:pStyle w:val="NomalACA"/>
+        <w:rPr>
+          <w:lang w:val="fr-FR"/>
+        </w:rPr>
+      </w:pPr>
+    </w:p>
+    <w:p>
+      <w:pPr>
         <w:pStyle w:val="12ptJF"/>
         <w:jc w:val="left"/>
         <w:rPr>
@@ -10877,6 +11051,14 @@
     </w:p>
     <w:p>
       <w:pPr>
+        <w:pStyle w:val="NomalACA"/>
+        <w:rPr>
+          <w:lang w:val="fr-FR"/>
+        </w:rPr>
+      </w:pPr>
+    </w:p>
+    <w:p>
+      <w:pPr>
         <w:pStyle w:val="12ptJF"/>
         <w:jc w:val="left"/>
         <w:rPr>
@@ -10924,6 +11106,14 @@
     </w:p>
     <w:p>
       <w:pPr>
+        <w:pStyle w:val="NomalACA"/>
+        <w:rPr>
+          <w:lang w:val="fr-FR"/>
+        </w:rPr>
+      </w:pPr>
+    </w:p>
+    <w:p>
+      <w:pPr>
         <w:pStyle w:val="12ptJF"/>
         <w:jc w:val="left"/>
         <w:rPr>
@@ -10979,6 +11169,14 @@
     </w:p>
     <w:p>
       <w:pPr>
+        <w:pStyle w:val="NomalACA"/>
+        <w:rPr>
+          <w:lang w:val="fr-FR"/>
+        </w:rPr>
+      </w:pPr>
+    </w:p>
+    <w:p>
+      <w:pPr>
         <w:pStyle w:val="12ptJF"/>
         <w:jc w:val="left"/>
         <w:rPr>
@@ -11034,6 +11232,14 @@
     </w:p>
     <w:p>
       <w:pPr>
+        <w:pStyle w:val="NomalACA"/>
+        <w:rPr>
+          <w:lang w:val="fr-FR"/>
+        </w:rPr>
+      </w:pPr>
+    </w:p>
+    <w:p>
+      <w:pPr>
         <w:pStyle w:val="12ptJF"/>
         <w:jc w:val="left"/>
         <w:rPr>
@@ -11082,19 +11288,36 @@
     </w:p>
     <w:p>
       <w:pPr>
+        <w:pStyle w:val="NomalACA"/>
+        <w:rPr>
+          <w:lang w:val="fr-FR"/>
+        </w:rPr>
+      </w:pPr>
+    </w:p>
+    <w:p>
+      <w:pPr>
         <w:pStyle w:val="12ptJF"/>
         <w:jc w:val="left"/>
         <w:rPr>
           <w:rFonts w:ascii="Gotham Book" w:hAnsi="Gotham Book"/>
+        </w:rPr>
+      </w:pPr>
+      <w:r>
+        <w:rPr>
+          <w:rFonts w:ascii="Gotham Book" w:hAnsi="Gotham Book"/>
+        </w:rPr>
+        <w:t>{{GENIE_CIVIL_STRUCTURE}}</w:t>
+      </w:r>
+    </w:p>
+    <w:p>
+      <w:pPr>
+        <w:pStyle w:val="12ptJF"/>
+        <w:jc w:val="left"/>
+        <w:rPr>
+          <w:rFonts w:ascii="Gotham Book" w:hAnsi="Gotham Book"/>
           <w:highlight w:val="yellow"/>
         </w:rPr>
       </w:pPr>
-      <w:r>
-        <w:rPr>
-          <w:rFonts w:ascii="Gotham Book" w:hAnsi="Gotham Book"/>
-        </w:rPr>
-        <w:t>{{GENIE_CIVIL_STRUCTURE}}</w:t>
-      </w:r>
     </w:p>
     <w:p>
       <w:pPr>
@@ -11118,6 +11341,14 @@
     </w:p>
     <w:p>
       <w:pPr>
+        <w:pStyle w:val="NomalACA"/>
+        <w:rPr>
+          <w:lang w:val="fr-FR"/>
+        </w:rPr>
+      </w:pPr>
+    </w:p>
+    <w:p>
+      <w:pPr>
         <w:pStyle w:val="12ptJF"/>
         <w:jc w:val="left"/>
         <w:rPr>
@@ -11173,7 +11404,6 @@
         <w:rPr>
           <w:rFonts w:ascii="Gotham Book" w:hAnsi="Gotham Book"/>
         </w:rPr>
-        <w:lastRenderedPageBreak/>
         <w:t>{{RECEPTION_DU _MATERIEL}}</w:t>
       </w:r>
     </w:p>
@@ -11303,6 +11533,7 @@
         <w:rPr>
           <w:rFonts w:ascii="Gotham Book" w:hAnsi="Gotham Book"/>
         </w:rPr>
+        <w:lastRenderedPageBreak/>
         <w:t>{{TEST_DE_PERFORMANCE_GARANTIES}}</w:t>
       </w:r>
     </w:p>
@@ -12125,6 +12356,7 @@
           <w:noProof/>
           <w:highlight w:val="yellow"/>
         </w:rPr>
+        <w:lastRenderedPageBreak/>
         <w:t>Qualité des travaux</w:t>
       </w:r>
       <w:bookmarkEnd w:id="187"/>
@@ -12198,6 +12430,14 @@
     </w:p>
     <w:p>
       <w:pPr>
+        <w:pStyle w:val="NomalACA"/>
+        <w:rPr>
+          <w:lang w:val="fr-FR"/>
+        </w:rPr>
+      </w:pPr>
+    </w:p>
+    <w:p>
+      <w:pPr>
         <w:pStyle w:val="12ptJF"/>
         <w:jc w:val="left"/>
         <w:rPr>
@@ -12257,6 +12497,14 @@
     </w:p>
     <w:p>
       <w:pPr>
+        <w:pStyle w:val="NomalACA"/>
+        <w:rPr>
+          <w:lang w:val="fr-FR"/>
+        </w:rPr>
+      </w:pPr>
+    </w:p>
+    <w:p>
+      <w:pPr>
         <w:pStyle w:val="12ptJF"/>
         <w:jc w:val="left"/>
         <w:rPr>
@@ -12408,6 +12656,11 @@
     </w:p>
     <w:p>
       <w:pPr>
+        <w:pStyle w:val="NomalACA"/>
+      </w:pPr>
+    </w:p>
+    <w:p>
+      <w:pPr>
         <w:pStyle w:val="12ptJF"/>
         <w:jc w:val="left"/>
         <w:rPr>
@@ -12464,6 +12717,11 @@
     </w:p>
     <w:p>
       <w:pPr>
+        <w:pStyle w:val="NomalACA"/>
+      </w:pPr>
+    </w:p>
+    <w:p>
+      <w:pPr>
         <w:pStyle w:val="12ptJF"/>
         <w:jc w:val="left"/>
         <w:rPr>
@@ -12527,6 +12785,11 @@
     </w:p>
     <w:p>
       <w:pPr>
+        <w:pStyle w:val="NomalACA"/>
+      </w:pPr>
+    </w:p>
+    <w:p>
+      <w:pPr>
         <w:pStyle w:val="12ptJF"/>
         <w:jc w:val="left"/>
         <w:rPr>
@@ -12579,6 +12842,11 @@
       <w:bookmarkEnd w:id="217"/>
       <w:bookmarkEnd w:id="218"/>
       <w:bookmarkEnd w:id="219"/>
+    </w:p>
+    <w:p>
+      <w:pPr>
+        <w:pStyle w:val="NomalACA"/>
+      </w:pPr>
     </w:p>
     <w:p>
       <w:pPr>
@@ -14006,21 +14274,21 @@
         <v:path o:extrusionok="f" gradientshapeok="t" o:connecttype="rect"/>
         <o:lock v:ext="edit" aspectratio="t"/>
       </v:shapetype>
-      <v:shape id="_x0000_i1377" type="#_x0000_t75" style="width:9pt;height:9pt" o:bullet="t">
+      <v:shape id="_x0000_i1077" type="#_x0000_t75" style="width:9pt;height:9pt" o:bullet="t">
         <v:imagedata r:id="rId1" o:title="BD14755_"/>
       </v:shape>
     </w:pict>
   </w:numPicBullet>
   <w:numPicBullet w:numPicBulletId="1">
     <w:pict>
-      <v:shape id="_x0000_i1378" type="#_x0000_t75" style="width:15pt;height:13.8pt" o:bullet="t">
+      <v:shape id="_x0000_i1078" type="#_x0000_t75" style="width:15pt;height:13.8pt" o:bullet="t">
         <v:imagedata r:id="rId2" o:title="BD21337_"/>
       </v:shape>
     </w:pict>
   </w:numPicBullet>
   <w:numPicBullet w:numPicBulletId="2">
     <w:pict>
-      <v:shape id="_x0000_i1379" type="#_x0000_t75" style="width:49.2pt;height:37.2pt" o:bullet="t">
+      <v:shape id="_x0000_i1079" type="#_x0000_t75" style="width:49.2pt;height:37.2pt" o:bullet="t">
         <v:imagedata r:id="rId3" o:title="artF9B3"/>
       </v:shape>
     </w:pict>
